--- a/fuentes/CF2_DU.docx
+++ b/fuentes/CF2_DU.docx
@@ -1976,7 +1976,33 @@
                 <w:lang w:eastAsia="es-CO"/>
               </w:rPr>
               <w:lastRenderedPageBreak/>
-              <w:t>mejora la comunicación, sino que también fortalece el pensamiento y la convivencia. En definitiva, argumentar es razonar, construir y comprender.</w:t>
+              <w:t xml:space="preserve">mejora la comunicación, </w:t>
+            </w:r>
+            <w:proofErr w:type="spellStart"/>
+            <w:r>
+              <w:rPr>
+                <w:lang w:eastAsia="es-CO"/>
+              </w:rPr>
+              <w:t>si</w:t>
+            </w:r>
+            <w:r>
+              <w:rPr>
+                <w:lang w:eastAsia="es-CO"/>
+              </w:rPr>
+              <w:t xml:space="preserve"> </w:t>
+            </w:r>
+            <w:r>
+              <w:rPr>
+                <w:lang w:eastAsia="es-CO"/>
+              </w:rPr>
+              <w:t>no</w:t>
+            </w:r>
+            <w:proofErr w:type="spellEnd"/>
+            <w:r>
+              <w:rPr>
+                <w:lang w:eastAsia="es-CO"/>
+              </w:rPr>
+              <w:t xml:space="preserve"> que también fortalece el pensamiento y la convivencia. En definitiva, argumentar es razonar, construir y comprender.</w:t>
             </w:r>
           </w:p>
         </w:tc>
@@ -2736,7 +2762,25 @@
         <w:rPr>
           <w:lang w:eastAsia="es-CO"/>
         </w:rPr>
-        <w:t> Qué o a quiénes se observará para así esclarecer el objeto de estudio.</w:t>
+        <w:t> </w:t>
+      </w:r>
+      <w:r>
+        <w:rPr>
+          <w:lang w:eastAsia="es-CO"/>
+        </w:rPr>
+        <w:t>¿</w:t>
+      </w:r>
+      <w:r>
+        <w:rPr>
+          <w:lang w:eastAsia="es-CO"/>
+        </w:rPr>
+        <w:t>Qué o a quiénes se observará para así esclarecer el objeto de estudio</w:t>
+      </w:r>
+      <w:r>
+        <w:rPr>
+          <w:lang w:eastAsia="es-CO"/>
+        </w:rPr>
+        <w:t>?</w:t>
       </w:r>
     </w:p>
     <w:p>
@@ -3001,7 +3045,39 @@
         <w:rPr>
           <w:lang w:eastAsia="es-CO"/>
         </w:rPr>
-        <w:t>Esta respuesta se articula con el tema anterior pregunta, observación e interpretación, son elementos constitutivos del argumento que transversalizan la construcción de un argumento. Para argumentar hay que preguntarse, inquietarse, generar hipótesis, ver el todo de una manera holística, no solo observar una parte, sino las partes en relación con el todo.</w:t>
+        <w:t>Esta respuesta se articula con el tema anterior</w:t>
+      </w:r>
+      <w:r>
+        <w:rPr>
+          <w:lang w:eastAsia="es-CO"/>
+        </w:rPr>
+        <w:t>: la</w:t>
+      </w:r>
+      <w:r>
+        <w:rPr>
+          <w:lang w:eastAsia="es-CO"/>
+        </w:rPr>
+        <w:t xml:space="preserve"> pregunta, observación </w:t>
+      </w:r>
+      <w:proofErr w:type="spellStart"/>
+      <w:r>
+        <w:rPr>
+          <w:lang w:eastAsia="es-CO"/>
+        </w:rPr>
+        <w:t>y</w:t>
+      </w:r>
+      <w:proofErr w:type="spellEnd"/>
+      <w:r>
+        <w:rPr>
+          <w:lang w:eastAsia="es-CO"/>
+        </w:rPr>
+        <w:t xml:space="preserve"> </w:t>
+      </w:r>
+      <w:r>
+        <w:rPr>
+          <w:lang w:eastAsia="es-CO"/>
+        </w:rPr>
+        <w:t>interpretación, son elementos constitutivos del argumento que transversalizan la construcción de un argumento. Para argumentar hay que preguntarse, inquietarse, generar hipótesis, ver el todo de una manera holística, no solo observar una parte, sino las partes en relación con el todo.</w:t>
       </w:r>
     </w:p>
     <w:p>
@@ -3317,7 +3393,19 @@
           <w:lang w:eastAsia="es-CO"/>
         </w:rPr>
         <w:lastRenderedPageBreak/>
-        <w:t>Para Aristóteles (340 a. C.), una proposición es “un discurso enunciativo perfecto que se expresaba en un juicio que significaba falso o verdadero”, significado que se retoma, toda vez que para considerar un tesis, situación o idea como cierta o falsa el individuo está llamado a construir el argumento de su apreciación, para que de esta manera los conocimientos o la información que aporta sea precisa, clara y la relación es precisa.</w:t>
+        <w:t>Para Aristóteles (340 a. C.), una proposición es “un discurso enunciativo perfecto que se expresaba en un juicio que significaba falso o verdadero”, significado que se retoma, toda vez que para considerar un</w:t>
+      </w:r>
+      <w:r>
+        <w:rPr>
+          <w:lang w:eastAsia="es-CO"/>
+        </w:rPr>
+        <w:t>a</w:t>
+      </w:r>
+      <w:r>
+        <w:rPr>
+          <w:lang w:eastAsia="es-CO"/>
+        </w:rPr>
+        <w:t xml:space="preserve"> tesis, situación o idea como cierta o falsa el individuo está llamado a construir el argumento de su apreciación, para que de esta manera los conocimientos o la información que aporta sea precisa, clara y la relación es precisa.</w:t>
       </w:r>
     </w:p>
     <w:p>
@@ -3963,6 +4051,7 @@
     </w:p>
     <w:p>
       <w:pPr>
+        <w:ind w:firstLine="0"/>
         <w:rPr>
           <w:lang w:val="es-419" w:eastAsia="es-CO"/>
         </w:rPr>
@@ -3970,13 +4059,6 @@
     </w:p>
     <w:p>
       <w:pPr>
-        <w:rPr>
-          <w:lang w:val="es-419" w:eastAsia="es-CO"/>
-        </w:rPr>
-      </w:pPr>
-    </w:p>
-    <w:p>
-      <w:pPr>
         <w:pStyle w:val="Figura"/>
         <w:rPr>
           <w:lang w:val="es-419"/>
@@ -3986,6 +4068,7 @@
         <w:rPr>
           <w:lang w:val="es-419"/>
         </w:rPr>
+        <w:lastRenderedPageBreak/>
         <w:t>Logros de la lectura comprensiva</w:t>
       </w:r>
     </w:p>
@@ -4436,10 +4519,20 @@
     </w:p>
     <w:p>
       <w:pPr>
+        <w:jc w:val="center"/>
         <w:rPr>
           <w:lang w:val="es-419" w:eastAsia="es-CO"/>
         </w:rPr>
       </w:pPr>
+      <w:hyperlink r:id="rId23" w:history="1">
+        <w:r>
+          <w:rPr>
+            <w:rStyle w:val="Hipervnculo"/>
+            <w:lang w:val="es-419" w:eastAsia="es-CO"/>
+          </w:rPr>
+          <w:t>Enlace de reproducción del video</w:t>
+        </w:r>
+      </w:hyperlink>
     </w:p>
     <w:tbl>
       <w:tblPr>
@@ -4472,15 +4565,7 @@
                 <w:lang w:val="es-419" w:eastAsia="es-CO"/>
               </w:rPr>
               <w:lastRenderedPageBreak/>
-              <w:t xml:space="preserve">Síntesis del video: </w:t>
-            </w:r>
-            <w:r>
-              <w:rPr>
-                <w:b/>
-                <w:bCs/>
-                <w:lang w:val="es-419" w:eastAsia="es-CO"/>
-              </w:rPr>
-              <w:t>Comprender y argumentar</w:t>
+              <w:t>Síntesis del video: Comprender y argumentar</w:t>
             </w:r>
           </w:p>
         </w:tc>
@@ -4500,7 +4585,19 @@
               <w:rPr>
                 <w:lang w:eastAsia="es-CO"/>
               </w:rPr>
-              <w:t>Comprender y argumentar implica reconocer al pensamiento y al lenguaje como elementos fundamentales en los procesos cognitivos, ya que permiten llegar a la comprensión y argumentación de teorías, ideas o proposiciones. El psicólogo ruso Lev Vygotsky manifestó que el lenguaje interiorizado no es simplemente el aspecto interno del lenguaje externo, sino una función en sí mismo. En otras palabras, el pensamiento interno se conforma de pensamientos relacionados con palabras, las cuales desaparecen en el momento en que el pensamiento es transmitido. El lenguaje interiorizado constituye, en gran parte, un pensamiento de significados puros, dinámico e inestable, que fluctúa entre la palabra y el pensamiento. Esto evidencia la importancia de construir un lenguaje interno estructurado a partir de los conocimientos y experiencias propias, pero también alimentado por otras fuentes de pensamiento que posibiliten diversas comprensiones. Siguiendo con Vygotsky, la comunicación directa entre las mentes es imposible, no solo por causas físicas, sino también psicológicas. La comunicación se logra únicamente de manera indirecta: el pensamiento debe transformarse primero en significados y, luego, en palabras, lo que reafirma que para argumentar se requiere comprender e interiorizar profundamente, de modo que la palabra resulte contundente, clara, precisa y objetiva.</w:t>
+              <w:t>Comprender y argumentar implica reconocer al pensamiento y al lenguaje como elementos fundamentales en los procesos cognitivos, ya que permiten llegar a la comprensión y argumentación de teorías, ideas o proposiciones. El psicólogo ruso Lev Vygotsky manifestó que el lenguaje interiorizado no es simplemente el aspecto interno del lenguaje externo, si</w:t>
+            </w:r>
+            <w:r>
+              <w:rPr>
+                <w:lang w:eastAsia="es-CO"/>
+              </w:rPr>
+              <w:t xml:space="preserve"> </w:t>
+            </w:r>
+            <w:r>
+              <w:rPr>
+                <w:lang w:eastAsia="es-CO"/>
+              </w:rPr>
+              <w:t>no una función en sí mismo. En otras palabras, el pensamiento interno se conforma de pensamientos relacionados con palabras, las cuales desaparecen en el momento en que el pensamiento es transmitido. El lenguaje interiorizado constituye, en gran parte, un pensamiento de significados puros, dinámico e inestable, que fluctúa entre la palabra y el pensamiento. Esto evidencia la importancia de construir un lenguaje interno estructurado a partir de los conocimientos y experiencias propias, pero también alimentado por otras fuentes de pensamiento que posibiliten diversas comprensiones. Siguiendo con Vygotsky, la comunicación directa entre las mentes es imposible, no solo por causas físicas, sino también psicológicas. La comunicación se logra únicamente de manera indirecta: el pensamiento debe transformarse primero en significados y, luego, en palabras, lo que reafirma que para argumentar se requiere comprender e interiorizar profundamente, de modo que la palabra resulte contundente, clara, precisa y objetiva.</w:t>
             </w:r>
           </w:p>
         </w:tc>
@@ -6136,7 +6233,7 @@
                     </pic:cNvPicPr>
                   </pic:nvPicPr>
                   <pic:blipFill>
-                    <a:blip r:embed="rId23">
+                    <a:blip r:embed="rId24">
                       <a:extLst>
                         <a:ext uri="{28A0092B-C50C-407E-A947-70E740481C1C}">
                           <a14:useLocalDpi xmlns:a14="http://schemas.microsoft.com/office/drawing/2010/main" val="0"/>
@@ -6375,7 +6472,7 @@
             <w:pPr>
               <w:pStyle w:val="TextoTablas"/>
             </w:pPr>
-            <w:hyperlink r:id="rId24" w:history="1">
+            <w:hyperlink r:id="rId25" w:history="1">
               <w:r>
                 <w:rPr>
                   <w:rStyle w:val="Hipervnculo"/>
@@ -6434,7 +6531,7 @@
             <w:pPr>
               <w:pStyle w:val="TextoTablas"/>
             </w:pPr>
-            <w:hyperlink r:id="rId25" w:history="1">
+            <w:hyperlink r:id="rId26" w:history="1">
               <w:r>
                 <w:rPr>
                   <w:rStyle w:val="Hipervnculo"/>
@@ -7916,8 +8013,8 @@
       </w:pPr>
     </w:p>
     <w:sectPr>
-      <w:headerReference w:type="default" r:id="rId26"/>
-      <w:footerReference w:type="default" r:id="rId27"/>
+      <w:headerReference w:type="default" r:id="rId27"/>
+      <w:footerReference w:type="default" r:id="rId28"/>
       <w:pgSz w:w="12240" w:h="15840"/>
       <w:pgMar w:top="1701" w:right="1134" w:bottom="1134" w:left="1134" w:header="709" w:footer="737" w:gutter="0"/>
       <w:pgNumType w:start="1"/>
@@ -11363,6 +11460,7 @@
   <w:style w:type="character" w:default="1" w:styleId="Fuentedeprrafopredeter">
     <w:name w:val="Default Paragraph Font"/>
     <w:uiPriority w:val="1"/>
+    <w:semiHidden/>
     <w:unhideWhenUsed/>
   </w:style>
   <w:style w:type="table" w:default="1" w:styleId="Tablanormal">
@@ -12551,54 +12649,41 @@
 </file>
 
 <file path=customXml/item1.xml><?xml version="1.0" encoding="utf-8"?>
+<b:Sources xmlns:b="http://schemas.openxmlformats.org/officeDocument/2006/bibliography" xmlns="http://schemas.openxmlformats.org/officeDocument/2006/bibliography" SelectedStyle="\APASixthEditionOfficeOnline.xsl" StyleName="APA" Version="6"/>
+</file>
+
+<file path=customXml/item2.xml><?xml version="1.0" encoding="utf-8"?>
 <p:properties xmlns:p="http://schemas.microsoft.com/office/2006/metadata/properties" xmlns:xsi="http://www.w3.org/2001/XMLSchema-instance" xmlns:pc="http://schemas.microsoft.com/office/infopath/2007/PartnerControls">
   <documentManagement>
-    <TaxCatchAll xmlns="cb45339b-ced9-4d0d-8f64-77573914d53b" xsi:nil="true"/>
-    <lcf76f155ced4ddcb4097134ff3c332f xmlns="43a3ca16-9c26-4813-b83f-4aec9927b43f">
+    <TaxCatchAll xmlns="285d351f-f218-493a-825f-85a9dfbde315" xsi:nil="true"/>
+    <lcf76f155ced4ddcb4097134ff3c332f xmlns="55abea07-cd72-4a95-add0-1082a24cf9e9">
       <Terms xmlns="http://schemas.microsoft.com/office/infopath/2007/PartnerControls"/>
     </lcf76f155ced4ddcb4097134ff3c332f>
   </documentManagement>
 </p:properties>
 </file>
 
-<file path=customXml/item2.xml><?xml version="1.0" encoding="utf-8"?>
-<b:Sources xmlns:b="http://schemas.openxmlformats.org/officeDocument/2006/bibliography" xmlns="http://schemas.openxmlformats.org/officeDocument/2006/bibliography" SelectedStyle="\APASixthEditionOfficeOnline.xsl" StyleName="APA" Version="6"/>
-</file>
-
 <file path=customXml/item3.xml><?xml version="1.0" encoding="utf-8"?>
-<?mso-contentType ?>
-<FormTemplates xmlns="http://schemas.microsoft.com/sharepoint/v3/contenttype/forms">
-  <Display>DocumentLibraryForm</Display>
-  <Edit>DocumentLibraryForm</Edit>
-  <New>DocumentLibraryForm</New>
-</FormTemplates>
-</file>
-
-<file path=customXml/item4.xml><?xml version="1.0" encoding="utf-8"?>
-<ct:contentTypeSchema xmlns:ct="http://schemas.microsoft.com/office/2006/metadata/contentType" xmlns:ma="http://schemas.microsoft.com/office/2006/metadata/properties/metaAttributes" ct:_="" ma:_="" ma:contentTypeName="Documento" ma:contentTypeID="0x01010049282E1EDBE9234EA9E6D38F720E265F" ma:contentTypeVersion="15" ma:contentTypeDescription="Crear nuevo documento." ma:contentTypeScope="" ma:versionID="b31c7aa9eaf043a08b87120b3c4916e3">
-  <xsd:schema xmlns:xsd="http://www.w3.org/2001/XMLSchema" xmlns:xs="http://www.w3.org/2001/XMLSchema" xmlns:p="http://schemas.microsoft.com/office/2006/metadata/properties" xmlns:ns2="cb45339b-ced9-4d0d-8f64-77573914d53b" xmlns:ns3="43a3ca16-9c26-4813-b83f-4aec9927b43f" targetNamespace="http://schemas.microsoft.com/office/2006/metadata/properties" ma:root="true" ma:fieldsID="3533d065b04d75c457075bc55f1f5315" ns2:_="" ns3:_="">
-    <xsd:import namespace="cb45339b-ced9-4d0d-8f64-77573914d53b"/>
-    <xsd:import namespace="43a3ca16-9c26-4813-b83f-4aec9927b43f"/>
+<ct:contentTypeSchema xmlns:ct="http://schemas.microsoft.com/office/2006/metadata/contentType" xmlns:ma="http://schemas.microsoft.com/office/2006/metadata/properties/metaAttributes" ct:_="" ma:_="" ma:contentTypeName="Documento" ma:contentTypeID="0x0101005D7421CBAB376F47AC1876466873BE0C" ma:contentTypeVersion="11" ma:contentTypeDescription="Crear nuevo documento." ma:contentTypeScope="" ma:versionID="3a1bba6d8728ce939bf9f95dae234b40">
+  <xsd:schema xmlns:xsd="http://www.w3.org/2001/XMLSchema" xmlns:xs="http://www.w3.org/2001/XMLSchema" xmlns:p="http://schemas.microsoft.com/office/2006/metadata/properties" xmlns:ns2="55abea07-cd72-4a95-add0-1082a24cf9e9" xmlns:ns3="285d351f-f218-493a-825f-85a9dfbde315" targetNamespace="http://schemas.microsoft.com/office/2006/metadata/properties" ma:root="true" ma:fieldsID="a4f96e62c8f781ccc064189483c2e669" ns2:_="" ns3:_="">
+    <xsd:import namespace="55abea07-cd72-4a95-add0-1082a24cf9e9"/>
+    <xsd:import namespace="285d351f-f218-493a-825f-85a9dfbde315"/>
     <xsd:element name="properties">
       <xsd:complexType>
         <xsd:sequence>
           <xsd:element name="documentManagement">
             <xsd:complexType>
               <xsd:all>
-                <xsd:element ref="ns2:SharedWithUsers" minOccurs="0"/>
-                <xsd:element ref="ns2:SharedWithDetails" minOccurs="0"/>
-                <xsd:element ref="ns3:MediaServiceMetadata" minOccurs="0"/>
-                <xsd:element ref="ns3:MediaServiceFastMetadata" minOccurs="0"/>
-                <xsd:element ref="ns3:MediaServiceDateTaken" minOccurs="0"/>
-                <xsd:element ref="ns3:MediaServiceObjectDetectorVersions" minOccurs="0"/>
-                <xsd:element ref="ns3:MediaLengthInSeconds" minOccurs="0"/>
-                <xsd:element ref="ns3:MediaServiceLocation" minOccurs="0"/>
-                <xsd:element ref="ns3:MediaServiceGenerationTime" minOccurs="0"/>
-                <xsd:element ref="ns3:MediaServiceEventHashCode" minOccurs="0"/>
-                <xsd:element ref="ns3:lcf76f155ced4ddcb4097134ff3c332f" minOccurs="0"/>
-                <xsd:element ref="ns2:TaxCatchAll" minOccurs="0"/>
-                <xsd:element ref="ns3:MediaServiceOCR" minOccurs="0"/>
-                <xsd:element ref="ns3:MediaServiceSearchProperties" minOccurs="0"/>
+                <xsd:element ref="ns2:MediaServiceMetadata" minOccurs="0"/>
+                <xsd:element ref="ns2:MediaServiceFastMetadata" minOccurs="0"/>
+                <xsd:element ref="ns2:MediaServiceSearchProperties" minOccurs="0"/>
+                <xsd:element ref="ns2:MediaServiceDateTaken" minOccurs="0"/>
+                <xsd:element ref="ns2:lcf76f155ced4ddcb4097134ff3c332f" minOccurs="0"/>
+                <xsd:element ref="ns3:TaxCatchAll" minOccurs="0"/>
+                <xsd:element ref="ns2:MediaServiceOCR" minOccurs="0"/>
+                <xsd:element ref="ns2:MediaServiceGenerationTime" minOccurs="0"/>
+                <xsd:element ref="ns2:MediaServiceEventHashCode" minOccurs="0"/>
+                <xsd:element ref="ns2:MediaLengthInSeconds" minOccurs="0"/>
               </xsd:all>
             </xsd:complexType>
           </xsd:element>
@@ -12606,78 +12691,41 @@
       </xsd:complexType>
     </xsd:element>
   </xsd:schema>
-  <xsd:schema xmlns:xsd="http://www.w3.org/2001/XMLSchema" xmlns:xs="http://www.w3.org/2001/XMLSchema" xmlns:dms="http://schemas.microsoft.com/office/2006/documentManagement/types" xmlns:pc="http://schemas.microsoft.com/office/infopath/2007/PartnerControls" targetNamespace="cb45339b-ced9-4d0d-8f64-77573914d53b" elementFormDefault="qualified">
+  <xsd:schema xmlns:xsd="http://www.w3.org/2001/XMLSchema" xmlns:xs="http://www.w3.org/2001/XMLSchema" xmlns:dms="http://schemas.microsoft.com/office/2006/documentManagement/types" xmlns:pc="http://schemas.microsoft.com/office/infopath/2007/PartnerControls" targetNamespace="55abea07-cd72-4a95-add0-1082a24cf9e9" elementFormDefault="qualified">
     <xsd:import namespace="http://schemas.microsoft.com/office/2006/documentManagement/types"/>
     <xsd:import namespace="http://schemas.microsoft.com/office/infopath/2007/PartnerControls"/>
-    <xsd:element name="SharedWithUsers" ma:index="8" nillable="true" ma:displayName="Compartido con" ma:internalName="SharedWithUsers" ma:readOnly="true">
+    <xsd:element name="MediaServiceMetadata" ma:index="8" nillable="true" ma:displayName="MediaServiceMetadata" ma:hidden="true" ma:internalName="MediaServiceMetadata" ma:readOnly="true">
+      <xsd:simpleType>
+        <xsd:restriction base="dms:Note"/>
+      </xsd:simpleType>
+    </xsd:element>
+    <xsd:element name="MediaServiceFastMetadata" ma:index="9" nillable="true" ma:displayName="MediaServiceFastMetadata" ma:hidden="true" ma:internalName="MediaServiceFastMetadata" ma:readOnly="true">
+      <xsd:simpleType>
+        <xsd:restriction base="dms:Note"/>
+      </xsd:simpleType>
+    </xsd:element>
+    <xsd:element name="MediaServiceSearchProperties" ma:index="10" nillable="true" ma:displayName="MediaServiceSearchProperties" ma:hidden="true" ma:internalName="MediaServiceSearchProperties" ma:readOnly="true">
+      <xsd:simpleType>
+        <xsd:restriction base="dms:Note"/>
+      </xsd:simpleType>
+    </xsd:element>
+    <xsd:element name="MediaServiceDateTaken" ma:index="11" nillable="true" ma:displayName="MediaServiceDateTaken" ma:hidden="true" ma:indexed="true" ma:internalName="MediaServiceDateTaken" ma:readOnly="true">
+      <xsd:simpleType>
+        <xsd:restriction base="dms:Text"/>
+      </xsd:simpleType>
+    </xsd:element>
+    <xsd:element name="lcf76f155ced4ddcb4097134ff3c332f" ma:index="13" nillable="true" ma:taxonomy="true" ma:internalName="lcf76f155ced4ddcb4097134ff3c332f" ma:taxonomyFieldName="MediaServiceImageTags" ma:displayName="Etiquetas de imagen" ma:readOnly="false" ma:fieldId="{5cf76f15-5ced-4ddc-b409-7134ff3c332f}" ma:taxonomyMulti="true" ma:sspId="d33c8c81-5745-4931-bcc4-c2aeafe86780" ma:termSetId="09814cd3-568e-fe90-9814-8d621ff8fb84" ma:anchorId="fba54fb3-c3e1-fe81-a776-ca4b69148c4d" ma:open="true" ma:isKeyword="false">
       <xsd:complexType>
-        <xsd:complexContent>
-          <xsd:extension base="dms:UserMulti">
-            <xsd:sequence>
-              <xsd:element name="UserInfo" minOccurs="0" maxOccurs="unbounded">
-                <xsd:complexType>
-                  <xsd:sequence>
-                    <xsd:element name="DisplayName" type="xsd:string" minOccurs="0"/>
-                    <xsd:element name="AccountId" type="dms:UserId" minOccurs="0" nillable="true"/>
-                    <xsd:element name="AccountType" type="xsd:string" minOccurs="0"/>
-                  </xsd:sequence>
-                </xsd:complexType>
-              </xsd:element>
-            </xsd:sequence>
-          </xsd:extension>
-        </xsd:complexContent>
+        <xsd:sequence>
+          <xsd:element ref="pc:Terms" minOccurs="0" maxOccurs="1"/>
+        </xsd:sequence>
       </xsd:complexType>
     </xsd:element>
-    <xsd:element name="SharedWithDetails" ma:index="9" nillable="true" ma:displayName="Detalles de uso compartido" ma:internalName="SharedWithDetails" ma:readOnly="true">
+    <xsd:element name="MediaServiceOCR" ma:index="15" nillable="true" ma:displayName="Extracted Text" ma:internalName="MediaServiceOCR" ma:readOnly="true">
       <xsd:simpleType>
         <xsd:restriction base="dms:Note">
           <xsd:maxLength value="255"/>
         </xsd:restriction>
-      </xsd:simpleType>
-    </xsd:element>
-    <xsd:element name="TaxCatchAll" ma:index="20" nillable="true" ma:displayName="Taxonomy Catch All Column" ma:hidden="true" ma:list="{2f40a149-578b-41a1-8845-c88bc1831770}" ma:internalName="TaxCatchAll" ma:showField="CatchAllData" ma:web="cb45339b-ced9-4d0d-8f64-77573914d53b">
-      <xsd:complexType>
-        <xsd:complexContent>
-          <xsd:extension base="dms:MultiChoiceLookup">
-            <xsd:sequence>
-              <xsd:element name="Value" type="dms:Lookup" maxOccurs="unbounded" minOccurs="0" nillable="true"/>
-            </xsd:sequence>
-          </xsd:extension>
-        </xsd:complexContent>
-      </xsd:complexType>
-    </xsd:element>
-  </xsd:schema>
-  <xsd:schema xmlns:xsd="http://www.w3.org/2001/XMLSchema" xmlns:xs="http://www.w3.org/2001/XMLSchema" xmlns:dms="http://schemas.microsoft.com/office/2006/documentManagement/types" xmlns:pc="http://schemas.microsoft.com/office/infopath/2007/PartnerControls" targetNamespace="43a3ca16-9c26-4813-b83f-4aec9927b43f" elementFormDefault="qualified">
-    <xsd:import namespace="http://schemas.microsoft.com/office/2006/documentManagement/types"/>
-    <xsd:import namespace="http://schemas.microsoft.com/office/infopath/2007/PartnerControls"/>
-    <xsd:element name="MediaServiceMetadata" ma:index="10" nillable="true" ma:displayName="MediaServiceMetadata" ma:hidden="true" ma:internalName="MediaServiceMetadata" ma:readOnly="true">
-      <xsd:simpleType>
-        <xsd:restriction base="dms:Note"/>
-      </xsd:simpleType>
-    </xsd:element>
-    <xsd:element name="MediaServiceFastMetadata" ma:index="11" nillable="true" ma:displayName="MediaServiceFastMetadata" ma:hidden="true" ma:internalName="MediaServiceFastMetadata" ma:readOnly="true">
-      <xsd:simpleType>
-        <xsd:restriction base="dms:Note"/>
-      </xsd:simpleType>
-    </xsd:element>
-    <xsd:element name="MediaServiceDateTaken" ma:index="12" nillable="true" ma:displayName="MediaServiceDateTaken" ma:hidden="true" ma:indexed="true" ma:internalName="MediaServiceDateTaken" ma:readOnly="true">
-      <xsd:simpleType>
-        <xsd:restriction base="dms:Text"/>
-      </xsd:simpleType>
-    </xsd:element>
-    <xsd:element name="MediaServiceObjectDetectorVersions" ma:index="13" nillable="true" ma:displayName="MediaServiceObjectDetectorVersions" ma:hidden="true" ma:indexed="true" ma:internalName="MediaServiceObjectDetectorVersions" ma:readOnly="true">
-      <xsd:simpleType>
-        <xsd:restriction base="dms:Text"/>
-      </xsd:simpleType>
-    </xsd:element>
-    <xsd:element name="MediaLengthInSeconds" ma:index="14" nillable="true" ma:displayName="MediaLengthInSeconds" ma:hidden="true" ma:internalName="MediaLengthInSeconds" ma:readOnly="true">
-      <xsd:simpleType>
-        <xsd:restriction base="dms:Unknown"/>
-      </xsd:simpleType>
-    </xsd:element>
-    <xsd:element name="MediaServiceLocation" ma:index="15" nillable="true" ma:displayName="Location" ma:indexed="true" ma:internalName="MediaServiceLocation" ma:readOnly="true">
-      <xsd:simpleType>
-        <xsd:restriction base="dms:Text"/>
       </xsd:simpleType>
     </xsd:element>
     <xsd:element name="MediaServiceGenerationTime" ma:index="16" nillable="true" ma:displayName="MediaServiceGenerationTime" ma:hidden="true" ma:internalName="MediaServiceGenerationTime" ma:readOnly="true">
@@ -12690,24 +12738,25 @@
         <xsd:restriction base="dms:Text"/>
       </xsd:simpleType>
     </xsd:element>
-    <xsd:element name="lcf76f155ced4ddcb4097134ff3c332f" ma:index="19" nillable="true" ma:taxonomy="true" ma:internalName="lcf76f155ced4ddcb4097134ff3c332f" ma:taxonomyFieldName="MediaServiceImageTags" ma:displayName="Etiquetas de imagen" ma:readOnly="false" ma:fieldId="{5cf76f15-5ced-4ddc-b409-7134ff3c332f}" ma:taxonomyMulti="true" ma:sspId="d33c8c81-5745-4931-bcc4-c2aeafe86780" ma:termSetId="09814cd3-568e-fe90-9814-8d621ff8fb84" ma:anchorId="fba54fb3-c3e1-fe81-a776-ca4b69148c4d" ma:open="true" ma:isKeyword="false">
-      <xsd:complexType>
-        <xsd:sequence>
-          <xsd:element ref="pc:Terms" minOccurs="0" maxOccurs="1"/>
-        </xsd:sequence>
-      </xsd:complexType>
-    </xsd:element>
-    <xsd:element name="MediaServiceOCR" ma:index="21" nillable="true" ma:displayName="Extracted Text" ma:internalName="MediaServiceOCR" ma:readOnly="true">
+    <xsd:element name="MediaLengthInSeconds" ma:index="18" nillable="true" ma:displayName="MediaLengthInSeconds" ma:hidden="true" ma:internalName="MediaLengthInSeconds" ma:readOnly="true">
       <xsd:simpleType>
-        <xsd:restriction base="dms:Note">
-          <xsd:maxLength value="255"/>
-        </xsd:restriction>
+        <xsd:restriction base="dms:Unknown"/>
       </xsd:simpleType>
     </xsd:element>
-    <xsd:element name="MediaServiceSearchProperties" ma:index="22" nillable="true" ma:displayName="MediaServiceSearchProperties" ma:hidden="true" ma:internalName="MediaServiceSearchProperties" ma:readOnly="true">
-      <xsd:simpleType>
-        <xsd:restriction base="dms:Note"/>
-      </xsd:simpleType>
+  </xsd:schema>
+  <xsd:schema xmlns:xsd="http://www.w3.org/2001/XMLSchema" xmlns:xs="http://www.w3.org/2001/XMLSchema" xmlns:dms="http://schemas.microsoft.com/office/2006/documentManagement/types" xmlns:pc="http://schemas.microsoft.com/office/infopath/2007/PartnerControls" targetNamespace="285d351f-f218-493a-825f-85a9dfbde315" elementFormDefault="qualified">
+    <xsd:import namespace="http://schemas.microsoft.com/office/2006/documentManagement/types"/>
+    <xsd:import namespace="http://schemas.microsoft.com/office/infopath/2007/PartnerControls"/>
+    <xsd:element name="TaxCatchAll" ma:index="14" nillable="true" ma:displayName="Taxonomy Catch All Column" ma:hidden="true" ma:list="{5d57ac59-ec13-4ab6-8bf8-a162ea89df9b}" ma:internalName="TaxCatchAll" ma:showField="CatchAllData" ma:web="285d351f-f218-493a-825f-85a9dfbde315">
+      <xsd:complexType>
+        <xsd:complexContent>
+          <xsd:extension base="dms:MultiChoiceLookup">
+            <xsd:sequence>
+              <xsd:element name="Value" type="dms:Lookup" maxOccurs="unbounded" minOccurs="0" nillable="true"/>
+            </xsd:sequence>
+          </xsd:extension>
+        </xsd:complexContent>
+      </xsd:complexType>
     </xsd:element>
   </xsd:schema>
   <xsd:schema xmlns="http://schemas.openxmlformats.org/package/2006/metadata/core-properties" xmlns:xsd="http://www.w3.org/2001/XMLSchema" xmlns:xsi="http://www.w3.org/2001/XMLSchema-instance" xmlns:dc="http://purl.org/dc/elements/1.1/" xmlns:dcterms="http://purl.org/dc/terms/" xmlns:odoc="http://schemas.microsoft.com/internal/obd" targetNamespace="http://schemas.openxmlformats.org/package/2006/metadata/core-properties" elementFormDefault="qualified" attributeFormDefault="unqualified" blockDefault="#all">
@@ -12809,7 +12858,24 @@
 </ct:contentTypeSchema>
 </file>
 
+<file path=customXml/item4.xml><?xml version="1.0" encoding="utf-8"?>
+<?mso-contentType ?>
+<FormTemplates xmlns="http://schemas.microsoft.com/sharepoint/v3/contenttype/forms">
+  <Display>DocumentLibraryForm</Display>
+  <Edit>DocumentLibraryForm</Edit>
+  <New>DocumentLibraryForm</New>
+</FormTemplates>
+</file>
+
 <file path=customXml/itemProps1.xml><?xml version="1.0" encoding="utf-8"?>
+<ds:datastoreItem xmlns:ds="http://schemas.openxmlformats.org/officeDocument/2006/customXml" ds:itemID="{A9F2CEBA-C824-4C86-81A8-E32CBD0EB92D}">
+  <ds:schemaRefs>
+    <ds:schemaRef ds:uri="http://schemas.openxmlformats.org/officeDocument/2006/bibliography"/>
+  </ds:schemaRefs>
+</ds:datastoreItem>
+</file>
+
+<file path=customXml/itemProps2.xml><?xml version="1.0" encoding="utf-8"?>
 <ds:datastoreItem xmlns:ds="http://schemas.openxmlformats.org/officeDocument/2006/customXml" ds:itemID="{26259216-AD86-464A-AEAD-95B1F9E17392}">
   <ds:schemaRefs>
     <ds:schemaRef ds:uri="http://schemas.microsoft.com/office/2006/metadata/properties"/>
@@ -12820,37 +12886,14 @@
 </ds:datastoreItem>
 </file>
 
-<file path=customXml/itemProps2.xml><?xml version="1.0" encoding="utf-8"?>
-<ds:datastoreItem xmlns:ds="http://schemas.openxmlformats.org/officeDocument/2006/customXml" ds:itemID="{A9F2CEBA-C824-4C86-81A8-E32CBD0EB92D}">
-  <ds:schemaRefs>
-    <ds:schemaRef ds:uri="http://schemas.openxmlformats.org/officeDocument/2006/bibliography"/>
-  </ds:schemaRefs>
-</ds:datastoreItem>
+<file path=customXml/itemProps3.xml><?xml version="1.0" encoding="utf-8"?>
+<ds:datastoreItem xmlns:ds="http://schemas.openxmlformats.org/officeDocument/2006/customXml" ds:itemID="{3522934E-75F5-4A55-9361-62AD8C78C6F1}"/>
 </file>
 
-<file path=customXml/itemProps3.xml><?xml version="1.0" encoding="utf-8"?>
+<file path=customXml/itemProps4.xml><?xml version="1.0" encoding="utf-8"?>
 <ds:datastoreItem xmlns:ds="http://schemas.openxmlformats.org/officeDocument/2006/customXml" ds:itemID="{D00A4A46-BDBD-48AC-87B9-2BA42D9CC06F}">
   <ds:schemaRefs>
     <ds:schemaRef ds:uri="http://schemas.microsoft.com/sharepoint/v3/contenttype/forms"/>
   </ds:schemaRefs>
 </ds:datastoreItem>
-</file>
-
-<file path=customXml/itemProps4.xml><?xml version="1.0" encoding="utf-8"?>
-<ds:datastoreItem xmlns:ds="http://schemas.openxmlformats.org/officeDocument/2006/customXml" ds:itemID="{0BC4A0A4-89EA-4C0C-9011-C1B351E892BC}">
-  <ds:schemaRefs>
-    <ds:schemaRef ds:uri="http://schemas.microsoft.com/office/2006/metadata/contentType"/>
-    <ds:schemaRef ds:uri="http://schemas.microsoft.com/office/2006/metadata/properties/metaAttributes"/>
-    <ds:schemaRef ds:uri="http://www.w3.org/2001/XMLSchema"/>
-    <ds:schemaRef ds:uri="http://schemas.microsoft.com/office/2006/metadata/properties"/>
-    <ds:schemaRef ds:uri="cb45339b-ced9-4d0d-8f64-77573914d53b"/>
-    <ds:schemaRef ds:uri="43a3ca16-9c26-4813-b83f-4aec9927b43f"/>
-    <ds:schemaRef ds:uri="http://schemas.microsoft.com/office/2006/documentManagement/types"/>
-    <ds:schemaRef ds:uri="http://schemas.microsoft.com/office/infopath/2007/PartnerControls"/>
-    <ds:schemaRef ds:uri="http://schemas.openxmlformats.org/package/2006/metadata/core-properties"/>
-    <ds:schemaRef ds:uri="http://purl.org/dc/elements/1.1/"/>
-    <ds:schemaRef ds:uri="http://purl.org/dc/terms/"/>
-    <ds:schemaRef ds:uri="http://schemas.microsoft.com/internal/obd"/>
-  </ds:schemaRefs>
-</ds:datastoreItem>
 </file>
--- a/fuentes/CF2_DU.docx
+++ b/fuentes/CF2_DU.docx
@@ -3059,19 +3059,17 @@
         </w:rPr>
         <w:t xml:space="preserve"> pregunta, observación </w:t>
       </w:r>
-      <w:proofErr w:type="spellStart"/>
-      <w:r>
-        <w:rPr>
-          <w:lang w:eastAsia="es-CO"/>
-        </w:rPr>
-        <w:t>y</w:t>
-      </w:r>
-      <w:proofErr w:type="spellEnd"/>
-      <w:r>
-        <w:rPr>
-          <w:lang w:eastAsia="es-CO"/>
-        </w:rPr>
-        <w:t xml:space="preserve"> </w:t>
+      <w:r>
+        <w:rPr>
+          <w:lang w:eastAsia="es-CO"/>
+        </w:rPr>
+        <w:t xml:space="preserve">y </w:t>
+      </w:r>
+      <w:r>
+        <w:rPr>
+          <w:lang w:eastAsia="es-CO"/>
+        </w:rPr>
+        <w:t xml:space="preserve">la </w:t>
       </w:r>
       <w:r>
         <w:rPr>
@@ -4161,7 +4159,6 @@
         </w:rPr>
         <w:t xml:space="preserve">3 </w:t>
       </w:r>
-      <w:proofErr w:type="gramStart"/>
       <w:r>
         <w:rPr>
           <w:lang w:eastAsia="es-CO"/>
@@ -4172,14 +4169,7 @@
         <w:rPr>
           <w:lang w:eastAsia="es-CO"/>
         </w:rPr>
-        <w:t>jercicios</w:t>
-      </w:r>
-      <w:proofErr w:type="gramEnd"/>
-      <w:r>
-        <w:rPr>
-          <w:lang w:eastAsia="es-CO"/>
-        </w:rPr>
-        <w:t xml:space="preserve"> para Potenciar tu Concentración y tu Memoria, con la finalidad de reforzar los conocimientos adquiridos.</w:t>
+        <w:t>jercicios para Potenciar tu Concentración y tu Memoria, con la finalidad de reforzar los conocimientos adquiridos.</w:t>
       </w:r>
     </w:p>
     <w:p>
@@ -12649,21 +12639,6 @@
 </file>
 
 <file path=customXml/item1.xml><?xml version="1.0" encoding="utf-8"?>
-<b:Sources xmlns:b="http://schemas.openxmlformats.org/officeDocument/2006/bibliography" xmlns="http://schemas.openxmlformats.org/officeDocument/2006/bibliography" SelectedStyle="\APASixthEditionOfficeOnline.xsl" StyleName="APA" Version="6"/>
-</file>
-
-<file path=customXml/item2.xml><?xml version="1.0" encoding="utf-8"?>
-<p:properties xmlns:p="http://schemas.microsoft.com/office/2006/metadata/properties" xmlns:xsi="http://www.w3.org/2001/XMLSchema-instance" xmlns:pc="http://schemas.microsoft.com/office/infopath/2007/PartnerControls">
-  <documentManagement>
-    <TaxCatchAll xmlns="285d351f-f218-493a-825f-85a9dfbde315" xsi:nil="true"/>
-    <lcf76f155ced4ddcb4097134ff3c332f xmlns="55abea07-cd72-4a95-add0-1082a24cf9e9">
-      <Terms xmlns="http://schemas.microsoft.com/office/infopath/2007/PartnerControls"/>
-    </lcf76f155ced4ddcb4097134ff3c332f>
-  </documentManagement>
-</p:properties>
-</file>
-
-<file path=customXml/item3.xml><?xml version="1.0" encoding="utf-8"?>
 <ct:contentTypeSchema xmlns:ct="http://schemas.microsoft.com/office/2006/metadata/contentType" xmlns:ma="http://schemas.microsoft.com/office/2006/metadata/properties/metaAttributes" ct:_="" ma:_="" ma:contentTypeName="Documento" ma:contentTypeID="0x0101005D7421CBAB376F47AC1876466873BE0C" ma:contentTypeVersion="11" ma:contentTypeDescription="Crear nuevo documento." ma:contentTypeScope="" ma:versionID="3a1bba6d8728ce939bf9f95dae234b40">
   <xsd:schema xmlns:xsd="http://www.w3.org/2001/XMLSchema" xmlns:xs="http://www.w3.org/2001/XMLSchema" xmlns:p="http://schemas.microsoft.com/office/2006/metadata/properties" xmlns:ns2="55abea07-cd72-4a95-add0-1082a24cf9e9" xmlns:ns3="285d351f-f218-493a-825f-85a9dfbde315" targetNamespace="http://schemas.microsoft.com/office/2006/metadata/properties" ma:root="true" ma:fieldsID="a4f96e62c8f781ccc064189483c2e669" ns2:_="" ns3:_="">
     <xsd:import namespace="55abea07-cd72-4a95-add0-1082a24cf9e9"/>
@@ -12858,6 +12833,21 @@
 </ct:contentTypeSchema>
 </file>
 
+<file path=customXml/item2.xml><?xml version="1.0" encoding="utf-8"?>
+<p:properties xmlns:p="http://schemas.microsoft.com/office/2006/metadata/properties" xmlns:xsi="http://www.w3.org/2001/XMLSchema-instance" xmlns:pc="http://schemas.microsoft.com/office/infopath/2007/PartnerControls">
+  <documentManagement>
+    <TaxCatchAll xmlns="285d351f-f218-493a-825f-85a9dfbde315" xsi:nil="true"/>
+    <lcf76f155ced4ddcb4097134ff3c332f xmlns="55abea07-cd72-4a95-add0-1082a24cf9e9">
+      <Terms xmlns="http://schemas.microsoft.com/office/infopath/2007/PartnerControls"/>
+    </lcf76f155ced4ddcb4097134ff3c332f>
+  </documentManagement>
+</p:properties>
+</file>
+
+<file path=customXml/item3.xml><?xml version="1.0" encoding="utf-8"?>
+<b:Sources xmlns:b="http://schemas.openxmlformats.org/officeDocument/2006/bibliography" xmlns="http://schemas.openxmlformats.org/officeDocument/2006/bibliography" SelectedStyle="\APASixthEditionOfficeOnline.xsl" StyleName="APA" Version="6"/>
+</file>
+
 <file path=customXml/item4.xml><?xml version="1.0" encoding="utf-8"?>
 <?mso-contentType ?>
 <FormTemplates xmlns="http://schemas.microsoft.com/sharepoint/v3/contenttype/forms">
@@ -12868,11 +12858,7 @@
 </file>
 
 <file path=customXml/itemProps1.xml><?xml version="1.0" encoding="utf-8"?>
-<ds:datastoreItem xmlns:ds="http://schemas.openxmlformats.org/officeDocument/2006/customXml" ds:itemID="{A9F2CEBA-C824-4C86-81A8-E32CBD0EB92D}">
-  <ds:schemaRefs>
-    <ds:schemaRef ds:uri="http://schemas.openxmlformats.org/officeDocument/2006/bibliography"/>
-  </ds:schemaRefs>
-</ds:datastoreItem>
+<ds:datastoreItem xmlns:ds="http://schemas.openxmlformats.org/officeDocument/2006/customXml" ds:itemID="{B1156666-F5B8-443B-9E3F-41D24A7B8069}"/>
 </file>
 
 <file path=customXml/itemProps2.xml><?xml version="1.0" encoding="utf-8"?>
@@ -12887,7 +12873,11 @@
 </file>
 
 <file path=customXml/itemProps3.xml><?xml version="1.0" encoding="utf-8"?>
-<ds:datastoreItem xmlns:ds="http://schemas.openxmlformats.org/officeDocument/2006/customXml" ds:itemID="{3522934E-75F5-4A55-9361-62AD8C78C6F1}"/>
+<ds:datastoreItem xmlns:ds="http://schemas.openxmlformats.org/officeDocument/2006/customXml" ds:itemID="{A9F2CEBA-C824-4C86-81A8-E32CBD0EB92D}">
+  <ds:schemaRefs>
+    <ds:schemaRef ds:uri="http://schemas.openxmlformats.org/officeDocument/2006/bibliography"/>
+  </ds:schemaRefs>
+</ds:datastoreItem>
 </file>
 
 <file path=customXml/itemProps4.xml><?xml version="1.0" encoding="utf-8"?>
